--- a/Phase 01 - Linux Fundamentals/Mini Project 1/Mini Project 1 - Linux Server File Management.docx
+++ b/Phase 01 - Linux Fundamentals/Mini Project 1/Mini Project 1 - Linux Server File Management.docx
@@ -372,7 +372,17 @@
           <w:sz w:val="24"/>
           <w:szCs w:val="24"/>
         </w:rPr>
-        <w:t xml:space="preserve">Lệnh thực thi: </w:t>
+        <w:t>Lệnh thực thi</w:t>
+      </w:r>
+      <w:r>
+        <w:rPr>
+          <w:rFonts w:ascii="Times New Roman" w:hAnsi="Times New Roman" w:cs="Times New Roman"/>
+          <w:b/>
+          <w:bCs/>
+          <w:sz w:val="24"/>
+          <w:szCs w:val="24"/>
+        </w:rPr>
+        <w:t xml:space="preserve"> &amp; Cú pháp tổng quát:</w:t>
       </w:r>
     </w:p>
     <w:p>
@@ -416,6 +426,7 @@
           <w:rFonts w:ascii="Times New Roman" w:hAnsi="Times New Roman" w:cs="Times New Roman"/>
           <w:b/>
           <w:bCs/>
+          <w:noProof/>
           <w:sz w:val="24"/>
           <w:szCs w:val="24"/>
         </w:rPr>
@@ -782,11 +793,7 @@
           <w:szCs w:val="24"/>
         </w:rPr>
       </w:pPr>
-    </w:p>
-    <w:p>
-      <w:pPr>
-        <w:ind w:left="360"/>
-        <w:jc w:val="both"/>
+      <w:r>
         <w:rPr>
           <w:rFonts w:ascii="Times New Roman" w:hAnsi="Times New Roman" w:cs="Times New Roman"/>
           <w:b/>
@@ -794,15 +801,7 @@
           <w:sz w:val="24"/>
           <w:szCs w:val="24"/>
         </w:rPr>
-      </w:pPr>
-      <w:r>
-        <w:rPr>
-          <w:rFonts w:ascii="Times New Roman" w:hAnsi="Times New Roman" w:cs="Times New Roman"/>
-          <w:b/>
-          <w:bCs/>
-          <w:sz w:val="24"/>
-          <w:szCs w:val="24"/>
-        </w:rPr>
+        <w:lastRenderedPageBreak/>
         <w:t>PHẦN</w:t>
       </w:r>
       <w:r>
@@ -1047,6 +1046,7 @@
       <w:r>
         <w:rPr>
           <w:rFonts w:ascii="Times New Roman" w:hAnsi="Times New Roman" w:cs="Times New Roman"/>
+          <w:noProof/>
           <w:sz w:val="24"/>
           <w:szCs w:val="24"/>
         </w:rPr>
@@ -1126,6 +1126,7 @@
       <w:r>
         <w:rPr>
           <w:rFonts w:ascii="Times New Roman" w:hAnsi="Times New Roman" w:cs="Times New Roman"/>
+          <w:noProof/>
           <w:sz w:val="24"/>
           <w:szCs w:val="24"/>
         </w:rPr>
@@ -1699,6 +1700,7 @@
           <w:sz w:val="24"/>
           <w:szCs w:val="24"/>
         </w:rPr>
+        <w:lastRenderedPageBreak/>
         <w:t>PHẦN</w:t>
       </w:r>
       <w:r>
@@ -1893,23 +1895,7 @@
           <w:sz w:val="24"/>
           <w:szCs w:val="24"/>
         </w:rPr>
-        <w:t xml:space="preserve">./backup.sh </w:t>
-      </w:r>
-      <w:r>
-        <w:rPr>
-          <w:rFonts w:ascii="Times New Roman" w:hAnsi="Times New Roman" w:cs="Times New Roman"/>
-          <w:sz w:val="24"/>
-          <w:szCs w:val="24"/>
-        </w:rPr>
-        <w:t xml:space="preserve">&amp;&amp; </w:t>
-      </w:r>
-      <w:r>
-        <w:rPr>
-          <w:rFonts w:ascii="Times New Roman" w:hAnsi="Times New Roman" w:cs="Times New Roman"/>
-          <w:sz w:val="24"/>
-          <w:szCs w:val="24"/>
-        </w:rPr>
-        <w:t>ls backup</w:t>
+        <w:t>./backup.sh &amp;&amp; ls backup</w:t>
       </w:r>
     </w:p>
     <w:p>
@@ -13195,6 +13181,7 @@
   <w:style w:type="character" w:default="1" w:styleId="Phngmcinhcuaoanvn">
     <w:name w:val="Default Paragraph Font"/>
     <w:uiPriority w:val="1"/>
+    <w:semiHidden/>
     <w:unhideWhenUsed/>
   </w:style>
   <w:style w:type="table" w:default="1" w:styleId="BangThngthng">
